--- a/uploads/Proposta/Proposta_ELETROLAR SHOW_.docx
+++ b/uploads/Proposta/Proposta_ELETROLAR SHOW_.docx
@@ -333,7 +333,7 @@
                 <w:szCs w:val="24"/>
                 <w:u w:val="single"/>
               </w:rPr>
-              <w:t xml:space="preserve">PAVILHÃO 1, PAVILHÃO 2, PAVILHÃO 3, PAVILHÃO 4, PAVILHÃO 5</w:t>
+              <w:t xml:space="preserve">PAVILHÃO 1, PAVILHÃO 2, PAVILHÃO 3, PAVILHÃO 4</w:t>
             </w:r>
           </w:p>
         </w:tc>
@@ -564,7 +564,7 @@
                 <w:szCs w:val="24"/>
                 <w:u w:val="single"/>
               </w:rPr>
-              <w:t xml:space="preserve">26/06/2026 ATÉ: 26/06/2026</w:t>
+              <w:t xml:space="preserve">26/06/2026 ATÉ: 27/06/2026</w:t>
             </w:r>
           </w:p>
         </w:tc>
@@ -668,7 +668,7 @@
             <w:br/>
             <w:t xml:space="preserve"/>
             <w:br/>
-            <w:t xml:space="preserve">• 1 Analista De Projetos, (AUXILIAR), 40 Diária(s), de: 10/05/2026 até: 18/06/2026</w:t>
+            <w:t xml:space="preserve">• 1 Analista De Projetos, (AUXILIAR), 50 Diária(s), de: 30/04/2026 até: 18/06/2026</w:t>
             <w:br/>
             <w:t xml:space="preserve"/>
             <w:br/>
@@ -1120,7 +1120,7 @@
           <w:sz w:val="24"/>
           <w:szCs w:val="24"/>
         </w:rPr>
-        <w:t xml:space="preserve">• 1 Atendimento Mono, (ESCRITORIO JA), 20 Diária(s), de: 30/05/2026 até: 18/06/2026</w:t>
+        <w:t xml:space="preserve">• 1 Atendimento Mono, (ESCRITORIO JA), 30 Diária(s), de: 21/05/2026 até: 19/06/2026</w:t>
       </w:r>
     </w:p>
     <w:p>
@@ -1140,7 +1140,7 @@
           <w:sz w:val="24"/>
           <w:szCs w:val="24"/>
         </w:rPr>
-        <w:t xml:space="preserve">• 2 Atendente De Caex - BilíNgue, (INTERNACIONAL), 7 Diária(s), de: 19/06/2026 até: 25/06/2026</w:t>
+        <w:t xml:space="preserve">• 2 Atendente De Caex - BilíNgue, (INTERNACIONAL), 8 Diária(s), de: 18/06/2026 até: 25/06/2026</w:t>
       </w:r>
     </w:p>
     <w:p>
@@ -1220,7 +1220,7 @@
           <w:sz w:val="24"/>
           <w:szCs w:val="24"/>
         </w:rPr>
-        <w:t xml:space="preserve">• 3 Atendente De Caex -Mono, (NACIONAL), 3 Diária(s), de: 20/06/2026 até: 22/06/2026</w:t>
+        <w:t xml:space="preserve">• 3 Atendente De Caex -Mono, (NACIONAL), 8 Diária(s), de: 18/06/2026 até: 25/06/2026</w:t>
       </w:r>
     </w:p>
     <w:p>
@@ -1280,7 +1280,7 @@
           <w:sz w:val="24"/>
           <w:szCs w:val="24"/>
         </w:rPr>
-        <w:t xml:space="preserve">• 1 Atendente De Caex -Mono, 7 Diária(s), de: 19/06/2026 até: 25/06/2026</w:t>
+        <w:t xml:space="preserve">• 1 Atendente De Caex -Mono, 8 Diária(s), de: 18/06/2026 até: 25/06/2026</w:t>
       </w:r>
     </w:p>
     <w:p>
@@ -1320,7 +1320,7 @@
           <w:sz w:val="24"/>
           <w:szCs w:val="24"/>
         </w:rPr>
-        <w:t xml:space="preserve">• 1 Coordenador De ServiçOs, 10 Diária(s), de: 17/06/2026 até: 26/06/2026</w:t>
+        <w:t xml:space="preserve">• 1 Coordenador De ServiçOs, 11 Diária(s), de: 17/06/2026 até: 27/06/2026</w:t>
       </w:r>
     </w:p>
     <w:p>
@@ -1340,7 +1340,7 @@
           <w:sz w:val="24"/>
           <w:szCs w:val="24"/>
         </w:rPr>
-        <w:t xml:space="preserve">• 1 Coordenador Operacional 1, 10 Diária(s), de: 17/06/2026 até: 26/06/2026</w:t>
+        <w:t xml:space="preserve">• 1 Coordenador Operacional 1, 11 Diária(s), de: 17/06/2026 até: 27/06/2026</w:t>
       </w:r>
     </w:p>
     <w:p>
@@ -1400,7 +1400,7 @@
           <w:sz w:val="24"/>
           <w:szCs w:val="24"/>
         </w:rPr>
-        <w:t xml:space="preserve">• 6 Fiscal Diurno, 10 Diária(s), de: 17/06/2026 até: 26/06/2026</w:t>
+        <w:t xml:space="preserve">• 8 Fiscal Diurno, 10 Diária(s), de: 17/06/2026 até: 26/06/2026</w:t>
       </w:r>
     </w:p>
     <w:p>
@@ -1808,7 +1808,7 @@
           <w:sz w:val="24"/>
           <w:szCs w:val="24"/>
         </w:rPr>
-        <w:t xml:space="preserve">R$ 194.400,00</w:t>
+        <w:t xml:space="preserve">R$ 178.298,97</w:t>
       </w:r>
       <w:r>
         <w:rPr>
@@ -1987,7 +1987,7 @@
           <w:i/>
           <w:iCs/>
         </w:rPr>
-        <w:t xml:space="preserve">20/05/2026</w:t>
+        <w:t xml:space="preserve">26/05/2026</w:t>
       </w:r>
     </w:p>
     <w:p>
